--- a/fiction/drafts/roughs/threshold_child-of-paradox_reboot_20110510-1218.docx
+++ b/fiction/drafts/roughs/threshold_child-of-paradox_reboot_20110510-1218.docx
@@ -7,12 +7,16 @@
         <w:spacing w:line="360" w:lineRule="auto"/>
         <w:jc w:val="both"/>
         <w:rPr>
-          <w:color w:val="BF4E14" w:themeColor="accent2" w:themeShade="BF"/>
+          <w:rFonts w:ascii="Montserrat" w:hAnsi="Montserrat"/>
+          <w:color w:val="BF4E14" w:themeColor="accent2" w:themeShade="BF"/>
+          <w:sz w:val="24"/>
         </w:rPr>
       </w:pPr>
       <w:r>
         <w:rPr>
-          <w:color w:val="BF4E14" w:themeColor="accent2" w:themeShade="BF"/>
+          <w:rFonts w:ascii="Montserrat" w:hAnsi="Montserrat"/>
+          <w:color w:val="BF4E14" w:themeColor="accent2" w:themeShade="BF"/>
+          <w:sz w:val="24"/>
         </w:rPr>
         <w:t xml:space="preserve">ideas emerge, clash, mutate and evolve, making it difficult to resolve a coherent story. in this instance, the problem of establishing complementary aspects of the character—without displacing characteristic threads—resurfaced. </w:t>
       </w:r>
@@ -22,96 +26,42 @@
         <w:spacing w:line="360" w:lineRule="auto"/>
         <w:jc w:val="both"/>
         <w:rPr>
-          <w:color w:val="BF4E14" w:themeColor="accent2" w:themeShade="BF"/>
+          <w:rFonts w:ascii="Montserrat" w:hAnsi="Montserrat"/>
+          <w:color w:val="BF4E14" w:themeColor="accent2" w:themeShade="BF"/>
+          <w:sz w:val="24"/>
         </w:rPr>
       </w:pPr>
       <w:r>
         <w:rPr>
-          <w:color w:val="BF4E14" w:themeColor="accent2" w:themeShade="BF"/>
+          <w:rFonts w:ascii="Montserrat" w:hAnsi="Montserrat"/>
+          <w:color w:val="BF4E14" w:themeColor="accent2" w:themeShade="BF"/>
+          <w:sz w:val="24"/>
         </w:rPr>
         <w:br w:type="page"/>
       </w:r>
-      <w:proofErr w:type="gramStart"/>
       <w:r>
         <w:rPr>
-          <w:color w:val="BF4E14" w:themeColor="accent2" w:themeShade="BF"/>
-        </w:rPr>
-        <w:t>the</w:t>
-      </w:r>
-      <w:proofErr w:type="gramEnd"/>
-      <w:r>
-        <w:rPr>
-          <w:color w:val="BF4E14" w:themeColor="accent2" w:themeShade="BF"/>
-        </w:rPr>
-        <w:t xml:space="preserve"> eve of paradox will require a bit of adjustment to account for the girl’s confrontation—as mother—with the goddess. </w:t>
-      </w:r>
-      <w:proofErr w:type="gramStart"/>
-      <w:r>
-        <w:rPr>
-          <w:color w:val="BF4E14" w:themeColor="accent2" w:themeShade="BF"/>
-        </w:rPr>
-        <w:t>there</w:t>
-      </w:r>
-      <w:proofErr w:type="gramEnd"/>
-      <w:r>
-        <w:rPr>
-          <w:color w:val="BF4E14" w:themeColor="accent2" w:themeShade="BF"/>
-        </w:rPr>
-        <w:t xml:space="preserve"> is reason enough for the goddess to recognize what the girl is and to prepare her for the burden of becoming the goddess. </w:t>
-      </w:r>
-      <w:proofErr w:type="gramStart"/>
-      <w:r>
-        <w:rPr>
-          <w:color w:val="BF4E14" w:themeColor="accent2" w:themeShade="BF"/>
-        </w:rPr>
-        <w:t>the</w:t>
-      </w:r>
-      <w:proofErr w:type="gramEnd"/>
-      <w:r>
-        <w:rPr>
-          <w:color w:val="BF4E14" w:themeColor="accent2" w:themeShade="BF"/>
-        </w:rPr>
-        <w:t xml:space="preserve"> girl herself does not need to become </w:t>
-      </w:r>
-      <w:proofErr w:type="gramStart"/>
-      <w:r>
-        <w:rPr>
-          <w:color w:val="BF4E14" w:themeColor="accent2" w:themeShade="BF"/>
-        </w:rPr>
-        <w:t>the</w:t>
-      </w:r>
-      <w:proofErr w:type="gramEnd"/>
-      <w:r>
-        <w:rPr>
-          <w:color w:val="BF4E14" w:themeColor="accent2" w:themeShade="BF"/>
-        </w:rPr>
-        <w:t xml:space="preserve"> weapon against the goddess. </w:t>
-      </w:r>
-      <w:proofErr w:type="gramStart"/>
-      <w:r>
-        <w:rPr>
-          <w:color w:val="BF4E14" w:themeColor="accent2" w:themeShade="BF"/>
-        </w:rPr>
-        <w:t>the</w:t>
-      </w:r>
-      <w:proofErr w:type="gramEnd"/>
-      <w:r>
-        <w:rPr>
-          <w:color w:val="BF4E14" w:themeColor="accent2" w:themeShade="BF"/>
-        </w:rPr>
-        <w:t xml:space="preserve"> plot against the goddess can be carried out with another cat’s paw. </w:t>
+          <w:rFonts w:ascii="Montserrat" w:hAnsi="Montserrat"/>
+          <w:color w:val="BF4E14" w:themeColor="accent2" w:themeShade="BF"/>
+          <w:sz w:val="24"/>
+        </w:rPr>
+        <w:t xml:space="preserve">the eve of paradox will require a bit of adjustment to account for the girl’s confrontation—as mother—with the goddess. there is reason enough for the goddess to recognize what the girl is and to prepare her for the burden of becoming the goddess. the girl herself does not need to become the weapon against the goddess. the plot against the goddess can be carried out with another cat’s paw. </w:t>
       </w:r>
     </w:p>
     <w:p>
       <w:pPr>
         <w:spacing w:line="360" w:lineRule="auto"/>
         <w:rPr>
-          <w:color w:val="BF4E14" w:themeColor="accent2" w:themeShade="BF"/>
+          <w:rFonts w:ascii="Montserrat" w:hAnsi="Montserrat"/>
+          <w:color w:val="BF4E14" w:themeColor="accent2" w:themeShade="BF"/>
+          <w:sz w:val="24"/>
         </w:rPr>
       </w:pPr>
       <w:r>
         <w:rPr>
-          <w:color w:val="BF4E14" w:themeColor="accent2" w:themeShade="BF"/>
+          <w:rFonts w:ascii="Montserrat" w:hAnsi="Montserrat"/>
+          <w:color w:val="BF4E14" w:themeColor="accent2" w:themeShade="BF"/>
+          <w:sz w:val="24"/>
         </w:rPr>
         <w:br w:type="page"/>
       </w:r>
@@ -121,54 +71,34 @@
         <w:spacing w:line="360" w:lineRule="auto"/>
         <w:jc w:val="both"/>
         <w:rPr>
-          <w:color w:val="BF4E14" w:themeColor="accent2" w:themeShade="BF"/>
+          <w:rFonts w:ascii="Montserrat" w:hAnsi="Montserrat"/>
+          <w:color w:val="BF4E14" w:themeColor="accent2" w:themeShade="BF"/>
+          <w:sz w:val="24"/>
         </w:rPr>
       </w:pPr>
       <w:r>
         <w:rPr>
-          <w:color w:val="BF4E14" w:themeColor="accent2" w:themeShade="BF"/>
-        </w:rPr>
-        <w:t xml:space="preserve">the greatest conflict in this project has been the integration of a male incarnation of the protagonist. </w:t>
-      </w:r>
-      <w:proofErr w:type="gramStart"/>
-      <w:r>
-        <w:rPr>
-          <w:color w:val="BF4E14" w:themeColor="accent2" w:themeShade="BF"/>
-        </w:rPr>
-        <w:t>it</w:t>
-      </w:r>
-      <w:proofErr w:type="gramEnd"/>
-      <w:r>
-        <w:rPr>
-          <w:color w:val="BF4E14" w:themeColor="accent2" w:themeShade="BF"/>
-        </w:rPr>
-        <w:t xml:space="preserve"> has resolved into a transgendered first incarnation native to earth who is possessed by the demon. </w:t>
-      </w:r>
-      <w:proofErr w:type="gramStart"/>
-      <w:r>
-        <w:rPr>
-          <w:color w:val="BF4E14" w:themeColor="accent2" w:themeShade="BF"/>
-        </w:rPr>
-        <w:t>his</w:t>
-      </w:r>
-      <w:proofErr w:type="gramEnd"/>
-      <w:r>
-        <w:rPr>
-          <w:color w:val="BF4E14" w:themeColor="accent2" w:themeShade="BF"/>
-        </w:rPr>
-        <w:t xml:space="preserve"> possession leaves him stranded in a nightmare for what seems like decades, sustained by an identity twice repressed. </w:t>
+          <w:rFonts w:ascii="Montserrat" w:hAnsi="Montserrat"/>
+          <w:color w:val="BF4E14" w:themeColor="accent2" w:themeShade="BF"/>
+          <w:sz w:val="24"/>
+        </w:rPr>
+        <w:t xml:space="preserve">the greatest conflict in this project has been the integration of a male incarnation of the protagonist. it has resolved into a transgendered first incarnation native to earth who is possessed by the demon. his possession leaves him stranded in a nightmare for what seems like decades, sustained by an identity twice repressed. </w:t>
       </w:r>
     </w:p>
     <w:p>
       <w:pPr>
         <w:spacing w:line="360" w:lineRule="auto"/>
         <w:rPr>
-          <w:color w:val="BF4E14" w:themeColor="accent2" w:themeShade="BF"/>
+          <w:rFonts w:ascii="Montserrat" w:hAnsi="Montserrat"/>
+          <w:color w:val="BF4E14" w:themeColor="accent2" w:themeShade="BF"/>
+          <w:sz w:val="24"/>
         </w:rPr>
       </w:pPr>
       <w:r>
         <w:rPr>
-          <w:color w:val="BF4E14" w:themeColor="accent2" w:themeShade="BF"/>
+          <w:rFonts w:ascii="Montserrat" w:hAnsi="Montserrat"/>
+          <w:color w:val="BF4E14" w:themeColor="accent2" w:themeShade="BF"/>
+          <w:sz w:val="24"/>
         </w:rPr>
         <w:br w:type="page"/>
       </w:r>
@@ -178,34 +108,34 @@
         <w:spacing w:line="360" w:lineRule="auto"/>
         <w:jc w:val="both"/>
         <w:rPr>
-          <w:color w:val="BF4E14" w:themeColor="accent2" w:themeShade="BF"/>
+          <w:rFonts w:ascii="Montserrat" w:hAnsi="Montserrat"/>
+          <w:color w:val="BF4E14" w:themeColor="accent2" w:themeShade="BF"/>
+          <w:sz w:val="24"/>
         </w:rPr>
       </w:pPr>
-      <w:proofErr w:type="gramStart"/>
       <w:r>
         <w:rPr>
-          <w:color w:val="BF4E14" w:themeColor="accent2" w:themeShade="BF"/>
-        </w:rPr>
-        <w:t>in spite of</w:t>
-      </w:r>
-      <w:proofErr w:type="gramEnd"/>
-      <w:r>
-        <w:rPr>
-          <w:color w:val="BF4E14" w:themeColor="accent2" w:themeShade="BF"/>
-        </w:rPr>
-        <w:t xml:space="preserve"> a pile of contradictory notes and a history of reconsiderations, it is possible to tell this story without overlapping one incarnation of the protagonist with another in a time paradox. </w:t>
+          <w:rFonts w:ascii="Montserrat" w:hAnsi="Montserrat"/>
+          <w:color w:val="BF4E14" w:themeColor="accent2" w:themeShade="BF"/>
+          <w:sz w:val="24"/>
+        </w:rPr>
+        <w:t xml:space="preserve">in spite of a pile of contradictory notes and a history of reconsiderations, it is possible to tell this story without overlapping one incarnation of the protagonist with another in a time paradox. </w:t>
       </w:r>
     </w:p>
     <w:p>
       <w:pPr>
         <w:spacing w:line="360" w:lineRule="auto"/>
         <w:rPr>
-          <w:color w:val="BF4E14" w:themeColor="accent2" w:themeShade="BF"/>
+          <w:rFonts w:ascii="Montserrat" w:hAnsi="Montserrat"/>
+          <w:color w:val="BF4E14" w:themeColor="accent2" w:themeShade="BF"/>
+          <w:sz w:val="24"/>
         </w:rPr>
       </w:pPr>
       <w:r>
         <w:rPr>
-          <w:color w:val="BF4E14" w:themeColor="accent2" w:themeShade="BF"/>
+          <w:rFonts w:ascii="Montserrat" w:hAnsi="Montserrat"/>
+          <w:color w:val="BF4E14" w:themeColor="accent2" w:themeShade="BF"/>
+          <w:sz w:val="24"/>
         </w:rPr>
         <w:br w:type="page"/>
       </w:r>
@@ -215,12 +145,16 @@
         <w:spacing w:line="360" w:lineRule="auto"/>
         <w:jc w:val="both"/>
         <w:rPr>
-          <w:color w:val="BF4E14" w:themeColor="accent2" w:themeShade="BF"/>
+          <w:rFonts w:ascii="Montserrat" w:hAnsi="Montserrat"/>
+          <w:color w:val="BF4E14" w:themeColor="accent2" w:themeShade="BF"/>
+          <w:sz w:val="24"/>
         </w:rPr>
       </w:pPr>
       <w:r>
         <w:rPr>
-          <w:color w:val="BF4E14" w:themeColor="accent2" w:themeShade="BF"/>
+          <w:rFonts w:ascii="Montserrat" w:hAnsi="Montserrat"/>
+          <w:color w:val="BF4E14" w:themeColor="accent2" w:themeShade="BF"/>
+          <w:sz w:val="24"/>
         </w:rPr>
         <w:t xml:space="preserve">what if the child’s father was an angel, or a demon? what if the child was born intersexed or asexual? in a world where magic existed, the obvious choice would be to turn the child into a boy or a girl. in a world torn by paradox, the splinters of its reality exposed to each other through the rift, it would be possible for that boy and girl to meet.  </w:t>
       </w:r>
@@ -229,12 +163,16 @@
       <w:pPr>
         <w:spacing w:line="360" w:lineRule="auto"/>
         <w:rPr>
-          <w:color w:val="BF4E14" w:themeColor="accent2" w:themeShade="BF"/>
+          <w:rFonts w:ascii="Montserrat" w:hAnsi="Montserrat"/>
+          <w:color w:val="BF4E14" w:themeColor="accent2" w:themeShade="BF"/>
+          <w:sz w:val="24"/>
         </w:rPr>
       </w:pPr>
       <w:r>
         <w:rPr>
-          <w:color w:val="BF4E14" w:themeColor="accent2" w:themeShade="BF"/>
+          <w:rFonts w:ascii="Montserrat" w:hAnsi="Montserrat"/>
+          <w:color w:val="BF4E14" w:themeColor="accent2" w:themeShade="BF"/>
+          <w:sz w:val="24"/>
         </w:rPr>
         <w:br w:type="page"/>
       </w:r>
@@ -244,42 +182,18 @@
         <w:spacing w:line="360" w:lineRule="auto"/>
         <w:jc w:val="both"/>
         <w:rPr>
-          <w:color w:val="BF4E14" w:themeColor="accent2" w:themeShade="BF"/>
+          <w:rFonts w:ascii="Montserrat" w:hAnsi="Montserrat"/>
+          <w:color w:val="BF4E14" w:themeColor="accent2" w:themeShade="BF"/>
+          <w:sz w:val="24"/>
         </w:rPr>
       </w:pPr>
       <w:r>
         <w:rPr>
-          <w:color w:val="BF4E14" w:themeColor="accent2" w:themeShade="BF"/>
-        </w:rPr>
-        <w:t xml:space="preserve">in a </w:t>
-      </w:r>
-      <w:proofErr w:type="gramStart"/>
-      <w:r>
-        <w:rPr>
-          <w:color w:val="BF4E14" w:themeColor="accent2" w:themeShade="BF"/>
-        </w:rPr>
-        <w:t>ten year</w:t>
-      </w:r>
-      <w:proofErr w:type="gramEnd"/>
-      <w:r>
-        <w:rPr>
-          <w:color w:val="BF4E14" w:themeColor="accent2" w:themeShade="BF"/>
-        </w:rPr>
-        <w:t xml:space="preserve">, nested loop that shifts the girl back in time at the ages of seven and seventeen, even if other cast members are also displaced, too many threads are </w:t>
-      </w:r>
-      <w:proofErr w:type="gramStart"/>
-      <w:r>
-        <w:rPr>
-          <w:color w:val="BF4E14" w:themeColor="accent2" w:themeShade="BF"/>
-        </w:rPr>
-        <w:t>broken</w:t>
-      </w:r>
-      <w:proofErr w:type="gramEnd"/>
-      <w:r>
-        <w:rPr>
-          <w:color w:val="BF4E14" w:themeColor="accent2" w:themeShade="BF"/>
-        </w:rPr>
-        <w:t xml:space="preserve"> and too many disruptive changes are introduced into the working plot. </w:t>
+          <w:rFonts w:ascii="Montserrat" w:hAnsi="Montserrat"/>
+          <w:color w:val="BF4E14" w:themeColor="accent2" w:themeShade="BF"/>
+          <w:sz w:val="24"/>
+        </w:rPr>
+        <w:t xml:space="preserve">in a ten year, nested loop that shifts the girl back in time at the ages of seven and seventeen, even if other cast members are also displaced, too many threads are broken and too many disruptive changes are introduced into the working plot. </w:t>
       </w:r>
     </w:p>
     <w:sectPr>
@@ -297,7 +211,7 @@
   <w:abstractNum w:abstractNumId="0" w15:restartNumberingAfterBreak="0">
     <w:nsid w:val="FFFFFFFB"/>
     <w:multiLevelType w:val="multilevel"/>
-    <w:tmpl w:val="759072D4"/>
+    <w:tmpl w:val="80A499BA"/>
     <w:lvl w:ilvl="0">
       <w:start w:val="1"/>
       <w:numFmt w:val="cardinalText"/>
@@ -450,6 +364,27 @@
   <w:num w:numId="28" w16cid:durableId="1735077765">
     <w:abstractNumId w:val="0"/>
   </w:num>
+  <w:num w:numId="29" w16cid:durableId="1670670664">
+    <w:abstractNumId w:val="0"/>
+  </w:num>
+  <w:num w:numId="30" w16cid:durableId="689795083">
+    <w:abstractNumId w:val="0"/>
+  </w:num>
+  <w:num w:numId="31" w16cid:durableId="692614304">
+    <w:abstractNumId w:val="0"/>
+  </w:num>
+  <w:num w:numId="32" w16cid:durableId="1619531351">
+    <w:abstractNumId w:val="0"/>
+  </w:num>
+  <w:num w:numId="33" w16cid:durableId="890847461">
+    <w:abstractNumId w:val="0"/>
+  </w:num>
+  <w:num w:numId="34" w16cid:durableId="1459761771">
+    <w:abstractNumId w:val="0"/>
+  </w:num>
+  <w:num w:numId="35" w16cid:durableId="1724065090">
+    <w:abstractNumId w:val="0"/>
+  </w:num>
 </w:numbering>
 </file>
 
@@ -458,7 +393,9 @@
   <w:docDefaults>
     <w:rPrDefault>
       <w:rPr>
-        <w:rFonts w:ascii="Times New Roman" w:eastAsia="Times New Roman" w:hAnsi="Times New Roman" w:cs="Times New Roman"/>
+        <w:rFonts w:asciiTheme="minorHAnsi" w:eastAsiaTheme="minorHAnsi" w:hAnsiTheme="minorHAnsi" w:cstheme="minorBidi"/>
+        <w:sz w:val="22"/>
+        <w:szCs w:val="22"/>
         <w:lang w:val="en-US" w:eastAsia="en-US" w:bidi="ar-SA"/>
       </w:rPr>
     </w:rPrDefault>
@@ -845,12 +782,12 @@
   <w:style w:type="paragraph" w:default="1" w:styleId="Normal">
     <w:name w:val="Normal"/>
     <w:qFormat/>
-    <w:rsid w:val="00EA19D3"/>
+    <w:rsid w:val="00EC12EF"/>
     <w:pPr>
       <w:spacing w:after="240" w:line="276" w:lineRule="auto"/>
     </w:pPr>
     <w:rPr>
-      <w:rFonts w:asciiTheme="minorHAnsi" w:hAnsiTheme="minorHAnsi" w:cstheme="minorHAnsi"/>
+      <w:rFonts w:cstheme="minorHAnsi"/>
       <w:sz w:val="28"/>
       <w:szCs w:val="28"/>
     </w:rPr>
@@ -861,11 +798,10 @@
     <w:next w:val="Normal"/>
     <w:link w:val="Heading1Char"/>
     <w:qFormat/>
-    <w:rsid w:val="00EA19D3"/>
+    <w:rsid w:val="00EC12EF"/>
     <w:pPr>
       <w:keepNext/>
-      <w:spacing w:line="240" w:lineRule="auto"/>
-      <w:contextualSpacing/>
+      <w:spacing w:before="240" w:after="60" w:line="240" w:lineRule="auto"/>
       <w:outlineLvl w:val="0"/>
     </w:pPr>
     <w:rPr>
@@ -881,11 +817,11 @@
     <w:next w:val="Normal"/>
     <w:link w:val="Heading2Char"/>
     <w:qFormat/>
-    <w:rsid w:val="00EA19D3"/>
+    <w:rsid w:val="00EC12EF"/>
     <w:pPr>
       <w:numPr>
         <w:ilvl w:val="1"/>
-        <w:numId w:val="28"/>
+        <w:numId w:val="35"/>
       </w:numPr>
       <w:outlineLvl w:val="1"/>
     </w:pPr>
@@ -901,7 +837,7 @@
     <w:next w:val="Normal"/>
     <w:link w:val="Heading3Char"/>
     <w:qFormat/>
-    <w:rsid w:val="00EA19D3"/>
+    <w:rsid w:val="00EC12EF"/>
     <w:pPr>
       <w:outlineLvl w:val="2"/>
     </w:pPr>
@@ -915,7 +851,7 @@
     <w:next w:val="Normal"/>
     <w:link w:val="Heading4Char"/>
     <w:qFormat/>
-    <w:rsid w:val="00EA19D3"/>
+    <w:rsid w:val="00EC12EF"/>
     <w:pPr>
       <w:numPr>
         <w:ilvl w:val="3"/>
@@ -932,7 +868,7 @@
     <w:next w:val="Normal"/>
     <w:link w:val="Heading5Char"/>
     <w:qFormat/>
-    <w:rsid w:val="00EA19D3"/>
+    <w:rsid w:val="00EC12EF"/>
     <w:pPr>
       <w:numPr>
         <w:ilvl w:val="4"/>
@@ -949,7 +885,7 @@
     <w:next w:val="Normal"/>
     <w:link w:val="Heading6Char"/>
     <w:qFormat/>
-    <w:rsid w:val="00EA19D3"/>
+    <w:rsid w:val="00EC12EF"/>
     <w:pPr>
       <w:numPr>
         <w:ilvl w:val="5"/>
@@ -957,7 +893,7 @@
       <w:outlineLvl w:val="5"/>
     </w:pPr>
     <w:rPr>
-      <w:b w:val="0"/>
+      <w:bCs/>
       <w:sz w:val="24"/>
       <w:szCs w:val="24"/>
       <w:u w:val="single"/>
@@ -969,28 +905,31 @@
     <w:next w:val="Normal"/>
     <w:link w:val="Heading7Char"/>
     <w:qFormat/>
-    <w:rsid w:val="00EA19D3"/>
+    <w:rsid w:val="00EC12EF"/>
     <w:pPr>
+      <w:keepNext w:val="0"/>
+      <w:numPr>
+        <w:ilvl w:val="0"/>
+        <w:numId w:val="0"/>
+      </w:numPr>
       <w:outlineLvl w:val="6"/>
     </w:pPr>
     <w:rPr>
-      <w:b/>
-      <w:bCs/>
+      <w:b w:val="0"/>
+      <w:kern w:val="0"/>
     </w:rPr>
   </w:style>
   <w:style w:type="paragraph" w:styleId="Heading8">
     <w:name w:val="heading 8"/>
-    <w:basedOn w:val="Heading7"/>
+    <w:basedOn w:val="Heading6"/>
     <w:next w:val="Normal"/>
     <w:link w:val="Heading8Char"/>
     <w:qFormat/>
-    <w:rsid w:val="00EA19D3"/>
+    <w:rsid w:val="00EC12EF"/>
     <w:pPr>
       <w:outlineLvl w:val="7"/>
     </w:pPr>
     <w:rPr>
-      <w:b w:val="0"/>
-      <w:bCs w:val="0"/>
       <w:i/>
       <w:iCs/>
       <w:u w:val="none"/>
@@ -1002,13 +941,13 @@
     <w:next w:val="Normal"/>
     <w:link w:val="Heading9Char"/>
     <w:qFormat/>
-    <w:rsid w:val="00EA19D3"/>
+    <w:rsid w:val="00EC12EF"/>
     <w:pPr>
       <w:outlineLvl w:val="8"/>
     </w:pPr>
     <w:rPr>
-      <w:b/>
-      <w:bCs/>
+      <w:b w:val="0"/>
+      <w:bCs w:val="0"/>
     </w:rPr>
   </w:style>
   <w:style w:type="character" w:default="1" w:styleId="DefaultParagraphFont">
@@ -1044,7 +983,11 @@
     <w:next w:val="Normal"/>
     <w:link w:val="Subheading1Char"/>
     <w:qFormat/>
-    <w:rsid w:val="00EA19D3"/>
+    <w:rsid w:val="00EC12EF"/>
+    <w:pPr>
+      <w:spacing w:before="0" w:after="0"/>
+      <w:contextualSpacing/>
+    </w:pPr>
     <w:rPr>
       <w:rFonts w:asciiTheme="majorHAnsi" w:eastAsiaTheme="minorHAnsi" w:hAnsiTheme="majorHAnsi"/>
       <w:sz w:val="48"/>
@@ -1056,9 +999,9 @@
     <w:name w:val="Subheading 1 Char"/>
     <w:basedOn w:val="DefaultParagraphFont"/>
     <w:link w:val="Subheading1"/>
-    <w:rsid w:val="00EA19D3"/>
-    <w:rPr>
-      <w:rFonts w:asciiTheme="majorHAnsi" w:eastAsiaTheme="minorHAnsi" w:hAnsiTheme="majorHAnsi" w:cstheme="minorHAnsi"/>
+    <w:rsid w:val="00EC12EF"/>
+    <w:rPr>
+      <w:rFonts w:asciiTheme="majorHAnsi" w:hAnsiTheme="majorHAnsi" w:cstheme="minorHAnsi"/>
       <w:b/>
       <w:kern w:val="28"/>
       <w:sz w:val="48"/>
@@ -1070,9 +1013,9 @@
     <w:name w:val="Heading 1 Char"/>
     <w:basedOn w:val="DefaultParagraphFont"/>
     <w:link w:val="Heading1"/>
-    <w:rsid w:val="00EA19D3"/>
-    <w:rPr>
-      <w:rFonts w:asciiTheme="minorHAnsi" w:eastAsiaTheme="majorEastAsia" w:hAnsiTheme="minorHAnsi" w:cstheme="minorHAnsi"/>
+    <w:rsid w:val="00EC12EF"/>
+    <w:rPr>
+      <w:rFonts w:eastAsiaTheme="majorEastAsia" w:cstheme="minorHAnsi"/>
       <w:b/>
       <w:kern w:val="28"/>
       <w:sz w:val="56"/>
@@ -1081,22 +1024,19 @@
   </w:style>
   <w:style w:type="paragraph" w:customStyle="1" w:styleId="Subheading2">
     <w:name w:val="Subheading 2"/>
-    <w:basedOn w:val="Heading2"/>
+    <w:basedOn w:val="Subheading1"/>
     <w:next w:val="Normal"/>
     <w:link w:val="Subheading2Char"/>
     <w:qFormat/>
-    <w:rsid w:val="00EA19D3"/>
-    <w:rPr>
-      <w:vertAlign w:val="superscript"/>
-    </w:rPr>
+    <w:rsid w:val="00EC12EF"/>
   </w:style>
   <w:style w:type="character" w:customStyle="1" w:styleId="Subheading2Char">
     <w:name w:val="Subheading 2 Char"/>
     <w:basedOn w:val="Subheading1Char"/>
     <w:link w:val="Subheading2"/>
-    <w:rsid w:val="00EA19D3"/>
-    <w:rPr>
-      <w:rFonts w:asciiTheme="majorHAnsi" w:eastAsiaTheme="majorEastAsia" w:hAnsiTheme="majorHAnsi" w:cstheme="minorHAnsi"/>
+    <w:rsid w:val="00EC12EF"/>
+    <w:rPr>
+      <w:rFonts w:asciiTheme="majorHAnsi" w:hAnsiTheme="majorHAnsi" w:cstheme="minorHAnsi"/>
       <w:b/>
       <w:kern w:val="28"/>
       <w:sz w:val="48"/>
@@ -1106,23 +1046,23 @@
   </w:style>
   <w:style w:type="paragraph" w:customStyle="1" w:styleId="Subheading3">
     <w:name w:val="Subheading 3"/>
-    <w:basedOn w:val="Heading3"/>
+    <w:basedOn w:val="Subheading2"/>
     <w:next w:val="Normal"/>
     <w:link w:val="Subheading3Char"/>
     <w:qFormat/>
-    <w:rsid w:val="00EA19D3"/>
-    <w:rPr>
+    <w:rsid w:val="00EC12EF"/>
+    <w:rPr>
+      <w:sz w:val="40"/>
       <w:szCs w:val="40"/>
-      <w:vertAlign w:val="superscript"/>
     </w:rPr>
   </w:style>
   <w:style w:type="character" w:customStyle="1" w:styleId="Subheading3Char">
     <w:name w:val="Subheading 3 Char"/>
     <w:basedOn w:val="Subheading2Char"/>
     <w:link w:val="Subheading3"/>
-    <w:rsid w:val="00EA19D3"/>
-    <w:rPr>
-      <w:rFonts w:asciiTheme="majorHAnsi" w:eastAsiaTheme="majorEastAsia" w:hAnsiTheme="majorHAnsi" w:cstheme="minorHAnsi"/>
+    <w:rsid w:val="00EC12EF"/>
+    <w:rPr>
+      <w:rFonts w:asciiTheme="majorHAnsi" w:hAnsiTheme="majorHAnsi" w:cstheme="minorHAnsi"/>
       <w:b/>
       <w:kern w:val="28"/>
       <w:sz w:val="40"/>
@@ -1133,10 +1073,12 @@
   <w:style w:type="paragraph" w:customStyle="1" w:styleId="Suptitle">
     <w:name w:val="Suptitle"/>
     <w:basedOn w:val="Subtitle"/>
-    <w:next w:val="Normal"/>
     <w:link w:val="SuptitleChar"/>
     <w:qFormat/>
-    <w:rsid w:val="00EA19D3"/>
+    <w:rsid w:val="00EC12EF"/>
+    <w:pPr>
+      <w:spacing w:before="240"/>
+    </w:pPr>
     <w:rPr>
       <w:vertAlign w:val="subscript"/>
     </w:rPr>
@@ -1145,7 +1087,7 @@
     <w:name w:val="Suptitle Char"/>
     <w:basedOn w:val="SubtitleChar"/>
     <w:link w:val="Suptitle"/>
-    <w:rsid w:val="00EA19D3"/>
+    <w:rsid w:val="00EC12EF"/>
     <w:rPr>
       <w:rFonts w:asciiTheme="majorHAnsi" w:eastAsiaTheme="majorEastAsia" w:hAnsiTheme="majorHAnsi" w:cstheme="majorBidi"/>
       <w:color w:val="7F7F7F" w:themeColor="text1" w:themeTint="80"/>
@@ -1163,7 +1105,7 @@
     <w:link w:val="SubtitleChar"/>
     <w:uiPriority w:val="11"/>
     <w:qFormat/>
-    <w:rsid w:val="00EA19D3"/>
+    <w:rsid w:val="00EC12EF"/>
     <w:rPr>
       <w:b w:val="0"/>
       <w:bCs w:val="0"/>
@@ -1176,7 +1118,7 @@
     <w:basedOn w:val="DefaultParagraphFont"/>
     <w:link w:val="Subtitle"/>
     <w:uiPriority w:val="11"/>
-    <w:rsid w:val="00EA19D3"/>
+    <w:rsid w:val="00EC12EF"/>
     <w:rPr>
       <w:rFonts w:asciiTheme="majorHAnsi" w:eastAsiaTheme="majorEastAsia" w:hAnsiTheme="majorHAnsi" w:cstheme="majorBidi"/>
       <w:color w:val="7F7F7F" w:themeColor="text1" w:themeTint="80"/>
@@ -1192,7 +1134,7 @@
     <w:basedOn w:val="Normal"/>
     <w:uiPriority w:val="1"/>
     <w:qFormat/>
-    <w:rsid w:val="00EA19D3"/>
+    <w:rsid w:val="00EC12EF"/>
     <w:pPr>
       <w:spacing w:after="0"/>
     </w:pPr>
@@ -1201,7 +1143,7 @@
     <w:name w:val="Heading 2 Char"/>
     <w:basedOn w:val="DefaultParagraphFont"/>
     <w:link w:val="Heading2"/>
-    <w:rsid w:val="00EA19D3"/>
+    <w:rsid w:val="00EC12EF"/>
     <w:rPr>
       <w:rFonts w:asciiTheme="majorHAnsi" w:eastAsiaTheme="majorEastAsia" w:hAnsiTheme="majorHAnsi" w:cstheme="minorHAnsi"/>
       <w:b/>
@@ -1214,7 +1156,7 @@
     <w:name w:val="Heading 3 Char"/>
     <w:basedOn w:val="DefaultParagraphFont"/>
     <w:link w:val="Heading3"/>
-    <w:rsid w:val="00EA19D3"/>
+    <w:rsid w:val="00EC12EF"/>
     <w:rPr>
       <w:rFonts w:asciiTheme="majorHAnsi" w:eastAsiaTheme="majorEastAsia" w:hAnsiTheme="majorHAnsi" w:cstheme="minorHAnsi"/>
       <w:b/>
@@ -1227,7 +1169,7 @@
     <w:name w:val="Heading 4 Char"/>
     <w:basedOn w:val="DefaultParagraphFont"/>
     <w:link w:val="Heading4"/>
-    <w:rsid w:val="00EA19D3"/>
+    <w:rsid w:val="00EC12EF"/>
     <w:rPr>
       <w:rFonts w:asciiTheme="majorHAnsi" w:eastAsiaTheme="majorEastAsia" w:hAnsiTheme="majorHAnsi" w:cstheme="minorHAnsi"/>
       <w:b/>
@@ -1240,7 +1182,7 @@
     <w:name w:val="Heading 5 Char"/>
     <w:basedOn w:val="DefaultParagraphFont"/>
     <w:link w:val="Heading5"/>
-    <w:rsid w:val="00EA19D3"/>
+    <w:rsid w:val="00EC12EF"/>
     <w:rPr>
       <w:rFonts w:asciiTheme="majorHAnsi" w:eastAsiaTheme="majorEastAsia" w:hAnsiTheme="majorHAnsi" w:cstheme="minorHAnsi"/>
       <w:b/>
@@ -1253,20 +1195,7 @@
     <w:name w:val="Heading 6 Char"/>
     <w:basedOn w:val="DefaultParagraphFont"/>
     <w:link w:val="Heading6"/>
-    <w:rsid w:val="00EA19D3"/>
-    <w:rPr>
-      <w:rFonts w:asciiTheme="majorHAnsi" w:eastAsiaTheme="majorEastAsia" w:hAnsiTheme="majorHAnsi" w:cstheme="minorHAnsi"/>
-      <w:kern w:val="28"/>
-      <w:sz w:val="24"/>
-      <w:szCs w:val="24"/>
-      <w:u w:val="single"/>
-    </w:rPr>
-  </w:style>
-  <w:style w:type="character" w:customStyle="1" w:styleId="Heading7Char">
-    <w:name w:val="Heading 7 Char"/>
-    <w:basedOn w:val="DefaultParagraphFont"/>
-    <w:link w:val="Heading7"/>
-    <w:rsid w:val="00EA19D3"/>
+    <w:rsid w:val="00EC12EF"/>
     <w:rPr>
       <w:rFonts w:asciiTheme="majorHAnsi" w:eastAsiaTheme="majorEastAsia" w:hAnsiTheme="majorHAnsi" w:cstheme="minorHAnsi"/>
       <w:b/>
@@ -1277,13 +1206,28 @@
       <w:u w:val="single"/>
     </w:rPr>
   </w:style>
+  <w:style w:type="character" w:customStyle="1" w:styleId="Heading7Char">
+    <w:name w:val="Heading 7 Char"/>
+    <w:basedOn w:val="DefaultParagraphFont"/>
+    <w:link w:val="Heading7"/>
+    <w:rsid w:val="00EC12EF"/>
+    <w:rPr>
+      <w:rFonts w:asciiTheme="majorHAnsi" w:eastAsiaTheme="majorEastAsia" w:hAnsiTheme="majorHAnsi" w:cstheme="minorHAnsi"/>
+      <w:bCs/>
+      <w:sz w:val="24"/>
+      <w:szCs w:val="24"/>
+      <w:u w:val="single"/>
+    </w:rPr>
+  </w:style>
   <w:style w:type="character" w:customStyle="1" w:styleId="Heading8Char">
     <w:name w:val="Heading 8 Char"/>
     <w:basedOn w:val="DefaultParagraphFont"/>
     <w:link w:val="Heading8"/>
-    <w:rsid w:val="00EA19D3"/>
+    <w:rsid w:val="00EC12EF"/>
     <w:rPr>
       <w:rFonts w:asciiTheme="majorHAnsi" w:eastAsiaTheme="majorEastAsia" w:hAnsiTheme="majorHAnsi" w:cstheme="minorHAnsi"/>
+      <w:b/>
+      <w:bCs/>
       <w:i/>
       <w:iCs/>
       <w:kern w:val="28"/>
@@ -1295,11 +1239,9 @@
     <w:name w:val="Heading 9 Char"/>
     <w:basedOn w:val="DefaultParagraphFont"/>
     <w:link w:val="Heading9"/>
-    <w:rsid w:val="00EA19D3"/>
+    <w:rsid w:val="00EC12EF"/>
     <w:rPr>
       <w:rFonts w:asciiTheme="majorHAnsi" w:eastAsiaTheme="majorEastAsia" w:hAnsiTheme="majorHAnsi" w:cstheme="minorHAnsi"/>
-      <w:b/>
-      <w:bCs/>
       <w:i/>
       <w:iCs/>
       <w:kern w:val="28"/>
@@ -1315,7 +1257,7 @@
     <w:semiHidden/>
     <w:unhideWhenUsed/>
     <w:qFormat/>
-    <w:rsid w:val="00EA19D3"/>
+    <w:rsid w:val="00EC12EF"/>
     <w:pPr>
       <w:spacing w:after="200"/>
     </w:pPr>
@@ -1323,7 +1265,6 @@
       <w:i/>
       <w:iCs/>
       <w:color w:val="0E2841" w:themeColor="text2"/>
-      <w:sz w:val="18"/>
       <w:szCs w:val="18"/>
     </w:rPr>
   </w:style>
@@ -1334,9 +1275,9 @@
     <w:link w:val="TitleChar"/>
     <w:uiPriority w:val="10"/>
     <w:qFormat/>
-    <w:rsid w:val="00EA19D3"/>
+    <w:rsid w:val="00EC12EF"/>
     <w:pPr>
-      <w:contextualSpacing/>
+      <w:spacing w:line="240" w:lineRule="auto"/>
     </w:pPr>
     <w:rPr>
       <w:rFonts w:asciiTheme="majorHAnsi" w:eastAsiaTheme="majorEastAsia" w:hAnsiTheme="majorHAnsi" w:cstheme="majorBidi"/>
@@ -1353,7 +1294,7 @@
     <w:basedOn w:val="DefaultParagraphFont"/>
     <w:link w:val="Title"/>
     <w:uiPriority w:val="10"/>
-    <w:rsid w:val="00EA19D3"/>
+    <w:rsid w:val="00EC12EF"/>
     <w:rPr>
       <w:rFonts w:asciiTheme="majorHAnsi" w:eastAsiaTheme="majorEastAsia" w:hAnsiTheme="majorHAnsi" w:cstheme="majorBidi"/>
       <w:b/>
@@ -1368,7 +1309,7 @@
     <w:name w:val="Strong"/>
     <w:uiPriority w:val="22"/>
     <w:qFormat/>
-    <w:rsid w:val="00EA19D3"/>
+    <w:rsid w:val="00EC12EF"/>
     <w:rPr>
       <w:b/>
       <w:bCs/>
@@ -1378,7 +1319,7 @@
     <w:name w:val="Emphasis"/>
     <w:uiPriority w:val="20"/>
     <w:qFormat/>
-    <w:rsid w:val="00EA19D3"/>
+    <w:rsid w:val="00EC12EF"/>
     <w:rPr>
       <w:rFonts w:asciiTheme="minorHAnsi" w:hAnsiTheme="minorHAnsi" w:cstheme="minorHAnsi"/>
       <w:i/>
@@ -1389,10 +1330,10 @@
   </w:style>
   <w:style w:type="paragraph" w:styleId="ListParagraph">
     <w:name w:val="List Paragraph"/>
-    <w:basedOn w:val="NoSpacing"/>
+    <w:basedOn w:val="Normal"/>
     <w:uiPriority w:val="34"/>
     <w:qFormat/>
-    <w:rsid w:val="00EA19D3"/>
+    <w:rsid w:val="00EC12EF"/>
     <w:pPr>
       <w:ind w:left="720"/>
       <w:contextualSpacing/>
@@ -1400,11 +1341,12 @@
   </w:style>
   <w:style w:type="paragraph" w:styleId="Quote">
     <w:name w:val="Quote"/>
-    <w:basedOn w:val="NoSpacing"/>
+    <w:basedOn w:val="Normal"/>
+    <w:next w:val="Normal"/>
     <w:link w:val="QuoteChar"/>
     <w:uiPriority w:val="29"/>
     <w:qFormat/>
-    <w:rsid w:val="00EA19D3"/>
+    <w:rsid w:val="00EC12EF"/>
     <w:pPr>
       <w:keepLines/>
       <w:pageBreakBefore/>
@@ -1416,18 +1358,15 @@
       <w:contextualSpacing/>
       <w:mirrorIndents/>
     </w:pPr>
-    <w:rPr>
-      <w:rFonts w:eastAsiaTheme="minorHAnsi"/>
-    </w:rPr>
   </w:style>
   <w:style w:type="character" w:customStyle="1" w:styleId="QuoteChar">
     <w:name w:val="Quote Char"/>
     <w:basedOn w:val="DefaultParagraphFont"/>
     <w:link w:val="Quote"/>
     <w:uiPriority w:val="29"/>
-    <w:rsid w:val="00EA19D3"/>
-    <w:rPr>
-      <w:rFonts w:asciiTheme="minorHAnsi" w:eastAsiaTheme="minorHAnsi" w:hAnsiTheme="minorHAnsi" w:cstheme="minorHAnsi"/>
+    <w:rsid w:val="00EC12EF"/>
+    <w:rPr>
+      <w:rFonts w:cstheme="minorHAnsi"/>
       <w:sz w:val="28"/>
       <w:szCs w:val="28"/>
     </w:rPr>
@@ -1435,10 +1374,11 @@
   <w:style w:type="paragraph" w:styleId="IntenseQuote">
     <w:name w:val="Intense Quote"/>
     <w:basedOn w:val="Quote"/>
+    <w:next w:val="Normal"/>
     <w:link w:val="IntenseQuoteChar"/>
     <w:uiPriority w:val="30"/>
     <w:qFormat/>
-    <w:rsid w:val="00EA19D3"/>
+    <w:rsid w:val="00EC12EF"/>
     <w:pPr>
       <w:pBdr>
         <w:left w:val="single" w:sz="18" w:space="7" w:color="auto"/>
@@ -1454,9 +1394,9 @@
     <w:basedOn w:val="DefaultParagraphFont"/>
     <w:link w:val="IntenseQuote"/>
     <w:uiPriority w:val="30"/>
-    <w:rsid w:val="00EA19D3"/>
-    <w:rPr>
-      <w:rFonts w:asciiTheme="minorHAnsi" w:eastAsiaTheme="minorHAnsi" w:hAnsiTheme="minorHAnsi" w:cstheme="minorHAnsi"/>
+    <w:rsid w:val="00EC12EF"/>
+    <w:rPr>
+      <w:rFonts w:cstheme="minorHAnsi"/>
       <w:b/>
       <w:bCs/>
       <w:sz w:val="28"/>
@@ -1468,7 +1408,7 @@
     <w:basedOn w:val="Emphasis"/>
     <w:uiPriority w:val="19"/>
     <w:qFormat/>
-    <w:rsid w:val="00EA19D3"/>
+    <w:rsid w:val="00EC12EF"/>
     <w:rPr>
       <w:rFonts w:asciiTheme="minorHAnsi" w:hAnsiTheme="minorHAnsi" w:cs="Calibri Light"/>
       <w:i/>
@@ -1483,7 +1423,7 @@
     <w:basedOn w:val="Emphasis"/>
     <w:uiPriority w:val="21"/>
     <w:qFormat/>
-    <w:rsid w:val="00EA19D3"/>
+    <w:rsid w:val="00EC12EF"/>
     <w:rPr>
       <w:rFonts w:asciiTheme="minorHAnsi" w:hAnsiTheme="minorHAnsi" w:cstheme="minorHAnsi"/>
       <w:b/>
@@ -1498,7 +1438,7 @@
     <w:name w:val="Subtle Reference"/>
     <w:uiPriority w:val="31"/>
     <w:qFormat/>
-    <w:rsid w:val="00EA19D3"/>
+    <w:rsid w:val="00EC12EF"/>
     <w:rPr>
       <w:caps/>
       <w:color w:val="7F7F7F" w:themeColor="text1" w:themeTint="80"/>
@@ -1511,7 +1451,7 @@
     <w:basedOn w:val="SubtleReference"/>
     <w:uiPriority w:val="32"/>
     <w:qFormat/>
-    <w:rsid w:val="00EA19D3"/>
+    <w:rsid w:val="00EC12EF"/>
     <w:rPr>
       <w:b/>
       <w:bCs/>
@@ -1523,9 +1463,10 @@
   </w:style>
   <w:style w:type="character" w:styleId="BookTitle">
     <w:name w:val="Book Title"/>
+    <w:basedOn w:val="DefaultParagraphFont"/>
     <w:uiPriority w:val="33"/>
     <w:qFormat/>
-    <w:rsid w:val="00EA19D3"/>
+    <w:rsid w:val="00EC12EF"/>
     <w:rPr>
       <w:b/>
       <w:bCs/>
